--- a/00-首页/学生讲义Word/银金汞钼钨-超级充实版（自学完整）.docx
+++ b/00-首页/学生讲义Word/银金汞钼钨-超级充实版（自学完整）.docx
@@ -8784,7 +8784,7 @@
         <w:rPr>
           <w:rFonts w:hint="eastAsia" w:ascii="Times New Roman" w:hAnsi="Times New Roman" w:eastAsia="FangSong" w:cs="Times New Roman"/>
         </w:rPr>
-        <w:t xml:space="preserve">金化学</w:t>
+        <w:t xml:space="preserve">金</w:t>
       </w:r>
       <w:r>
         <w:rPr>
@@ -33342,7 +33342,7 @@
         <w:rPr>
           <w:rFonts w:hint="eastAsia" w:ascii="Times New Roman" w:hAnsi="Times New Roman" w:eastAsia="FangSong" w:cs="Times New Roman"/>
         </w:rPr>
-        <w:t>金化学</w:t>
+        <w:t>金</w:t>
       </w:r>
       <w:r>
         <w:rPr>
